--- a/library/intune-solutions/cloud-first-autopilot-zero-touch-provisioning/v1.0.0/deliverables/CFAP-Solution.docx
+++ b/library/intune-solutions/cloud-first-autopilot-zero-touch-provisioning/v1.0.0/deliverables/CFAP-Solution.docx
@@ -88,7 +88,7 @@
     </w:p>
     <w:p>
       <w:r>
-        <w:t>Phoenixtekk Workplace Marketplace · Intune Solutions</w:t>
+        <w:t>White-label · Intune Solutions</w:t>
       </w:r>
     </w:p>
     <w:p>
@@ -190,7 +190,7 @@
         <w:pStyle w:val="Heading2"/>
       </w:pPr>
       <w:r>
-        <w:t>The Phoenixtekk deployment model</w:t>
+        <w:t>The standard deployment model</w:t>
       </w:r>
     </w:p>
     <w:p>
@@ -548,7 +548,7 @@
         <w:pStyle w:val="Heading2"/>
       </w:pPr>
       <w:r>
-        <w:t>The standard Phoenixtekk deployment model</w:t>
+        <w:t>The standard deployment model</w:t>
       </w:r>
     </w:p>
     <w:p>
@@ -560,7 +560,7 @@
           <w:i/>
           <w:color w:val="2E86C1"/>
         </w:rPr>
-        <w:t>Register devices → build the Autopilot profile (Entra join) → configure the ESP and provisioning-time apps → validate the zero-touch flow on a pilot → expand. Phoenixtekk pattern: Assess → Configure → Pilot → Validate → Expand.</w:t>
+        <w:t>Register devices → build the Autopilot profile (Entra join) → configure the ESP and provisioning-time apps → validate the zero-touch flow on a pilot → expand. repeatable pattern: Assess → Configure → Pilot → Validate → Expand.</w:t>
       </w:r>
     </w:p>
     <w:p>
@@ -814,7 +814,7 @@
     </w:p>
     <w:p>
       <w:r>
-        <w:t>Description: One or more representative devices to validate the zero-touch flow before fleet rollout. Why: Every Phoenixtekk solution is piloted before expansion. Verify: A reset/new device is available and registered to the Autopilot group. Implement: Reset a spare device to OOBE and register its hash for the pilot.</w:t>
+        <w:t>Description: One or more representative devices to validate the zero-touch flow before fleet rollout. Why: Every solution is piloted before expansion. Verify: A reset/new device is available and registered to the Autopilot group. Implement: Reset a spare device to OOBE and register its hash for the pilot.</w:t>
       </w:r>
     </w:p>
     <w:p>
@@ -940,7 +940,7 @@
         <w:t>every</w:t>
       </w:r>
       <w:r>
-        <w:t xml:space="preserve"> Phoenixtekk solution in the </w:t>
+        <w:t xml:space="preserve"> solution in the </w:t>
       </w:r>
       <w:r>
         <w:rPr>
@@ -1250,7 +1250,7 @@
         <w:t>Why:</w:t>
       </w:r>
       <w:r>
-        <w:t xml:space="preserve"> Every Phoenixtekk solution is piloted before fleet rollout. </w:t>
+        <w:t xml:space="preserve"> Every solution is piloted before fleet rollout. </w:t>
       </w:r>
       <w:r>
         <w:rPr>
@@ -1448,7 +1448,7 @@
         <w:rPr>
           <w:b/>
         </w:rPr>
-        <w:t>The Phoenixtekk deployment model (all solutions):</w:t>
+        <w:t>The standard deployment model (all solutions):</w:t>
       </w:r>
       <w:r>
         <w:t xml:space="preserve"> </w:t>
@@ -4144,7 +4144,7 @@
         <w:pStyle w:val="ListBullet"/>
       </w:pPr>
       <w:r>
-        <w:t>A repeatable process following the Phoenixtekk model: Assess → Configure → Pilot → Validate → Expand.</w:t>
+        <w:t>A repeatable process following the repeatable model: Assess → Configure → Pilot → Validate → Expand.</w:t>
       </w:r>
     </w:p>
     <w:p>
